--- a/mandarin/materials/workbook.docx
+++ b/mandarin/materials/workbook.docx
@@ -7265,7 +7265,7 @@
           <w:sz w:val="21"/>
           <w:szCs w:val="21"/>
         </w:rPr>
-        <w:t xml:space="preserve">Зависть приходит не поступком, а мыслью. У каждой лимонной мысли есть противоядие — антидот.</w:t>
+        <w:t xml:space="preserve">Кристина завидовала не вещам — у неё всё было. Она завидовала дружбе Насти и Тимофея, их хорошим качествам. Зависть приходит не поступком, а мыслью. У каждой лимонной мысли есть противоядие — антидот.</w:t>
       </w:r>
     </w:p>
     <w:tbl>
@@ -7644,7 +7644,7 @@
           <w:sz w:val="21"/>
           <w:szCs w:val="21"/>
         </w:rPr>
-        <w:t xml:space="preserve">Пример из фильма: лимон — «У меня всё есть, а у тебя даже телефон кнопочный». Антидот Тимофея — «Она умеет придумывать!». Антидот Насти — «Просто он лежал такой грустный. Как ты…»</w:t>
+        <w:t xml:space="preserve">Пример из фильма: лимон Кристины — «Почему они дружат, а я одна?». Антидот Тимофея — «Она умеет придумывать!». Антидот Насти — «Просто он лежал такой грустный. Как ты…». Антидот Кристины — «Я тоже так хочу — и сделаю».</w:t>
       </w:r>
     </w:p>
     <w:p>

--- a/mandarin/materials/workbook.docx
+++ b/mandarin/materials/workbook.docx
@@ -154,7 +154,7 @@
           <w:sz w:val="21"/>
           <w:szCs w:val="21"/>
         </w:rPr>
-        <w:t xml:space="preserve">Привет, юнга! Это твоя тетрадь. В ней нет отметок и нет «правильных» чувств. В ней есть семь остановок нашего плавания: Введение, Просмотр фильма, Чувство, Мысль, Осознание, Воображение и Воодушевление — самая радостная, Праздник успехов после нашего общего дела.</w:t>
+        <w:t>Привет, юнга! Это твоя тетрадь. В ней нет отметок и нет «правильных» чувств. В ней есть восемь остановок нашего плавания: Введение, Просмотр фильма, Чувство, Мысль, Осознание, Воображение, Социальная практика и Воодушевление — самая радостная, Праздник успехов после нашего общего дела.</w:t>
       </w:r>
     </w:p>
     <w:p>
@@ -1916,7 +1916,7 @@
           <w:sz w:val="21"/>
           <w:szCs w:val="21"/>
         </w:rPr>
-        <w:t xml:space="preserve">Привет, хранитель сердца! На этом этапе мы будем не просто смотреть фильм. Мы будем слушать сердца героев.</w:t>
+        <w:t xml:space="preserve">Привет, хранитель сердца! На этом этапе мы вернёмся к фильму и будем слушать сердца героев.</w:t>
       </w:r>
     </w:p>
     <w:p>
@@ -4403,19 +4403,6 @@
           <w:sz w:val="21"/>
           <w:szCs w:val="21"/>
         </w:rPr>
-        <w:t xml:space="preserve">Вариант для смелых: двое выбирают сцену и показывают героев одной застывшей картиной. Класс отгадывает сцену и героев, а пара сама называет силу чувства на шкале.</w:t>
-      </w:r>
-    </w:p>
-    <w:p>
-      <w:pPr>
-        <w:spacing w:after="120" w:line="276"/>
-      </w:pPr>
-      <w:r>
-        <w:rPr>
-          <w:rFonts w:ascii="Arial" w:cs="Arial" w:eastAsia="Arial" w:hAnsi="Arial"/>
-          <w:sz w:val="21"/>
-          <w:szCs w:val="21"/>
-        </w:rPr>
         <w:t xml:space="preserve">Ты был Тимофеем: плечи опущены, взгляд в пол. Что почувствовал? ______________________________</w:t>
       </w:r>
     </w:p>
@@ -4882,7 +4869,7 @@
           <w:sz w:val="21"/>
           <w:szCs w:val="21"/>
         </w:rPr>
-        <w:t xml:space="preserve">Слово «качество» на этом этапе мы иногда заменяем словом «сила».</w:t>
+        <w:t xml:space="preserve">Когда говорим, почему герой так поступил, начинаем со слова «наверное»: это наше предположение, а не слова героя.</w:t>
       </w:r>
     </w:p>
     <w:p>
@@ -6388,7 +6375,7 @@
           <w:sz w:val="28"/>
           <w:szCs w:val="28"/>
         </w:rPr>
-        <w:t xml:space="preserve">СТРАНИЦА 30. ДЕТЕКТОР И ДВА БЕРЕГА</w:t>
+        <w:t xml:space="preserve">СТРАНИЦА 30. ДЕТЕКТОР: ЧТО ГОВОРИТ ЛИМОН, ЧТО ГОВОРИТ МАНДАРИН</w:t>
       </w:r>
     </w:p>
     <w:p>
@@ -6741,71 +6728,6 @@
     </w:p>
     <w:p>
       <w:pPr>
-        <w:spacing w:after="120" w:line="276"/>
-      </w:pPr>
-      <w:r>
-        <w:rPr>
-          <w:rFonts w:ascii="Arial" w:cs="Arial" w:eastAsia="Arial" w:hAnsi="Arial"/>
-          <w:sz w:val="21"/>
-          <w:szCs w:val="21"/>
-        </w:rPr>
-        <w:t xml:space="preserve">Два берега. Наш корабль подходит к двум берегам. Слева — Лимонный берег: там собираются мучительные чувства и мысли зависти. Справа — Мандариновый берег: там живут чувства и мысли радости за другого.</w:t>
-      </w:r>
-    </w:p>
-    <w:p>
-      <w:pPr>
-        <w:spacing w:after="120" w:line="276"/>
-      </w:pPr>
-      <w:r>
-        <w:rPr>
-          <w:rFonts w:ascii="Arial" w:cs="Arial" w:eastAsia="Arial" w:hAnsi="Arial"/>
-          <w:sz w:val="21"/>
-          <w:szCs w:val="21"/>
-        </w:rPr>
-        <w:t xml:space="preserve">Напиши или нарисуй на каждом берегу по два чувства и по одной мысли из фильма.</w:t>
-      </w:r>
-    </w:p>
-    <w:p>
-      <w:pPr>
-        <w:spacing w:after="120" w:line="276"/>
-      </w:pPr>
-      <w:r>
-        <w:rPr>
-          <w:rFonts w:ascii="Arial" w:cs="Arial" w:eastAsia="Arial" w:hAnsi="Arial"/>
-          <w:sz w:val="21"/>
-          <w:szCs w:val="21"/>
-        </w:rPr>
-        <w:t xml:space="preserve">Лимонный берег: ______________________________________________</w:t>
-      </w:r>
-    </w:p>
-    <w:p>
-      <w:pPr>
-        <w:spacing w:after="120" w:line="276"/>
-      </w:pPr>
-      <w:r>
-        <w:rPr>
-          <w:rFonts w:ascii="Arial" w:cs="Arial" w:eastAsia="Arial" w:hAnsi="Arial"/>
-          <w:sz w:val="21"/>
-          <w:szCs w:val="21"/>
-        </w:rPr>
-        <w:t xml:space="preserve">Мандариновый берег: ______________________________________________</w:t>
-      </w:r>
-    </w:p>
-    <w:p>
-      <w:pPr>
-        <w:spacing w:after="120" w:line="276"/>
-      </w:pPr>
-      <w:r>
-        <w:rPr>
-          <w:rFonts w:ascii="Arial" w:cs="Arial" w:eastAsia="Arial" w:hAnsi="Arial"/>
-          <w:sz w:val="21"/>
-          <w:szCs w:val="21"/>
-        </w:rPr>
-        <w:t xml:space="preserve">Куда причалит наш корабль? Обведи берег и допиши: потому что ______________________________</w:t>
-      </w:r>
-    </w:p>
-    <w:p>
-      <w:pPr>
         <w:pStyle w:val="Heading1"/>
         <w:pageBreakBefore/>
         <w:spacing w:after="160" w:before="420"/>
@@ -7265,7 +7187,7 @@
           <w:sz w:val="21"/>
           <w:szCs w:val="21"/>
         </w:rPr>
-        <w:t xml:space="preserve">Кристина завидовала не вещам — у неё всё было. Она завидовала дружбе Насти и Тимофея, их хорошим качествам. Зависть приходит не поступком, а мыслью. У каждой лимонной мысли есть противоядие — антидот.</w:t>
+        <w:t xml:space="preserve">Зависть приходит не поступком, а мыслью. У каждой лимонной мысли есть противоядие — антидот.</w:t>
       </w:r>
     </w:p>
     <w:tbl>
@@ -7644,7 +7566,7 @@
           <w:sz w:val="21"/>
           <w:szCs w:val="21"/>
         </w:rPr>
-        <w:t xml:space="preserve">Пример из фильма: лимон Кристины — «Почему они дружат, а я одна?». Антидот Тимофея — «Она умеет придумывать!». Антидот Насти — «Просто он лежал такой грустный. Как ты…». Антидот Кристины — «Я тоже так хочу — и сделаю».</w:t>
+        <w:t xml:space="preserve">Пример из фильма: лимон — «У меня всё есть, а у тебя даже телефон кнопочный». Антидот Тимофея — «Она умеет придумывать!». Антидот Насти — «Просто он лежал такой грустный. Как ты…»</w:t>
       </w:r>
     </w:p>
     <w:p>
@@ -8009,7 +7931,7 @@
           <w:sz w:val="21"/>
           <w:szCs w:val="21"/>
         </w:rPr>
-        <w:t xml:space="preserve">Выполни свой Договор с собой (страница 39).</w:t>
+        <w:t>Выполни свой Договор с собой (страница 40).</w:t>
       </w:r>
     </w:p>
     <w:p>
@@ -9516,7 +9438,7 @@
           <w:sz w:val="21"/>
           <w:szCs w:val="21"/>
         </w:rPr>
-        <w:t xml:space="preserve">Мостик: киноурок закончился, а плавание — нет. Впереди дело. Когда оно будет сделано, мы вернёмся к этой тетради на последнюю остановку — Праздник успехов.</w:t>
+        <w:t xml:space="preserve">Мостик: киноурок закончился, а плавание — нет. Впереди дело. Когда будем его делать, заполним седьмую остановку — Социальная практика, а после дела вернёмся на восьмую — Праздник успехов.</w:t>
       </w:r>
     </w:p>
     <w:p>
@@ -9576,33 +9498,52 @@
           <w:sz w:val="28"/>
           <w:szCs w:val="28"/>
         </w:rPr>
-        <w:t xml:space="preserve">СТРАНИЦА 55. ВООДУШЕВЛЕНИЕ — ПРАЗДНИК УСПЕХОВ</w:t>
-      </w:r>
-    </w:p>
-    <w:p>
-      <w:pPr>
-        <w:spacing w:after="120" w:line="276"/>
-      </w:pPr>
-      <w:r>
-        <w:rPr>
-          <w:rFonts w:ascii="Arial" w:cs="Arial" w:eastAsia="Arial" w:hAnsi="Arial"/>
-          <w:sz w:val="21"/>
-          <w:szCs w:val="21"/>
-        </w:rPr>
-        <w:t xml:space="preserve">Привет! Наше дело сделано. Это седьмая, последняя остановка плавания — самая радостная. Сегодня мы не планируем и не учимся. Сегодня мы вспоминаем, что сделали, и радуемся — за тех, кому помогли, за товарищей и за себя.</w:t>
-      </w:r>
-    </w:p>
-    <w:p>
-      <w:pPr>
-        <w:spacing w:after="120" w:line="276"/>
-      </w:pPr>
-      <w:r>
-        <w:rPr>
-          <w:rFonts w:ascii="Arial" w:cs="Arial" w:eastAsia="Arial" w:hAnsi="Arial"/>
-          <w:sz w:val="21"/>
-          <w:szCs w:val="21"/>
-        </w:rPr>
-        <w:t xml:space="preserve">Дата праздника: ______________</w:t>
+        <w:t xml:space="preserve">СТРАНИЦА 55. СОЦИАЛЬНАЯ ПРАКТИКА — НАШЕ ОБЩЕЕ ДЕЛО</w:t>
+      </w:r>
+    </w:p>
+    <w:p>
+      <w:r>
+        <w:t>Седьмая остановка — не разговор, а настоящее дело. Выполни свою роль в общем деле класса, которое вы выбрали и спланировали на этапе «Воображение».</w:t>
+      </w:r>
+    </w:p>
+    <w:p>
+      <w:r>
+        <w:t>Наше дело: ______________________________________________</w:t>
+      </w:r>
+    </w:p>
+    <w:p>
+      <w:r>
+        <w:t>Для кого мы его делаем: ______________________________________________</w:t>
+      </w:r>
+    </w:p>
+    <w:p>
+      <w:r>
+        <w:t>Моя роль: ______________________________________________</w:t>
+      </w:r>
+    </w:p>
+    <w:p>
+      <w:r>
+        <w:t>Что я сделал(а): ______________________________________________</w:t>
+      </w:r>
+    </w:p>
+    <w:p>
+      <w:r>
+        <w:t>Кому я помог(ла) в команде: ______________________________________________</w:t>
+      </w:r>
+    </w:p>
+    <w:p>
+      <w:r>
+        <w:t>У кого попросил(а) помощи: ______________________________________________</w:t>
+      </w:r>
+    </w:p>
+    <w:p>
+      <w:r>
+        <w:t>Дело выполнено: дата ______________</w:t>
+      </w:r>
+    </w:p>
+    <w:p>
+      <w:r>
+        <w:t>Когда дело будет завершено, возвращайся к тетради на восьмую остановку — «Воодушевление — Праздник успехов».</w:t>
       </w:r>
     </w:p>
     <w:p>
@@ -9619,111 +9560,33 @@
           <w:sz w:val="28"/>
           <w:szCs w:val="28"/>
         </w:rPr>
-        <w:t xml:space="preserve">СТРАНИЦА 56. ДНЕВНИК НАШЕГО ДЕЛА</w:t>
-      </w:r>
-    </w:p>
-    <w:p>
-      <w:pPr>
-        <w:spacing w:after="120" w:line="276"/>
-      </w:pPr>
-      <w:r>
-        <w:rPr>
-          <w:rFonts w:ascii="Arial" w:cs="Arial" w:eastAsia="Arial" w:hAnsi="Arial"/>
-          <w:sz w:val="21"/>
-          <w:szCs w:val="21"/>
-        </w:rPr>
-        <w:t xml:space="preserve">Заполни по памяти или вместе с командой.</w:t>
-      </w:r>
-    </w:p>
-    <w:p>
-      <w:pPr>
-        <w:spacing w:after="120" w:line="276"/>
-      </w:pPr>
-      <w:r>
-        <w:rPr>
-          <w:rFonts w:ascii="Arial" w:cs="Arial" w:eastAsia="Arial" w:hAnsi="Arial"/>
-          <w:sz w:val="21"/>
-          <w:szCs w:val="21"/>
-        </w:rPr>
-        <w:t xml:space="preserve">Что мы сделали на самом деле: ______________________________________________</w:t>
-      </w:r>
-    </w:p>
-    <w:p>
-      <w:pPr>
-        <w:spacing w:after="120" w:line="276"/>
-      </w:pPr>
-      <w:r>
-        <w:rPr>
-          <w:rFonts w:ascii="Arial" w:cs="Arial" w:eastAsia="Arial" w:hAnsi="Arial"/>
-          <w:sz w:val="21"/>
-          <w:szCs w:val="21"/>
-        </w:rPr>
-        <w:t xml:space="preserve">Когда: с ______________ по ______________</w:t>
-      </w:r>
-    </w:p>
-    <w:p>
-      <w:pPr>
-        <w:spacing w:after="120" w:line="276"/>
-      </w:pPr>
-      <w:r>
-        <w:rPr>
-          <w:rFonts w:ascii="Arial" w:cs="Arial" w:eastAsia="Arial" w:hAnsi="Arial"/>
-          <w:sz w:val="21"/>
-          <w:szCs w:val="21"/>
-        </w:rPr>
-        <w:t xml:space="preserve">Что делал я: ______________________________________________</w:t>
-      </w:r>
-    </w:p>
-    <w:p>
-      <w:pPr>
-        <w:spacing w:after="120" w:line="276"/>
-      </w:pPr>
-      <w:r>
-        <w:rPr>
-          <w:rFonts w:ascii="Arial" w:cs="Arial" w:eastAsia="Arial" w:hAnsi="Arial"/>
-          <w:sz w:val="21"/>
-          <w:szCs w:val="21"/>
-        </w:rPr>
-        <w:t xml:space="preserve">Кто из команды мне помог и чем: ______________________________________________</w:t>
-      </w:r>
-    </w:p>
-    <w:p>
-      <w:pPr>
-        <w:spacing w:after="120" w:line="276"/>
-      </w:pPr>
-      <w:r>
-        <w:rPr>
-          <w:rFonts w:ascii="Arial" w:cs="Arial" w:eastAsia="Arial" w:hAnsi="Arial"/>
-          <w:sz w:val="21"/>
-          <w:szCs w:val="21"/>
-        </w:rPr>
-        <w:t xml:space="preserve">Кому я помог и чем: ______________________________________________</w:t>
-      </w:r>
-    </w:p>
-    <w:p>
-      <w:pPr>
-        <w:spacing w:after="120" w:line="276"/>
-      </w:pPr>
-      <w:r>
-        <w:rPr>
-          <w:rFonts w:ascii="Arial" w:cs="Arial" w:eastAsia="Arial" w:hAnsi="Arial"/>
-          <w:sz w:val="21"/>
-          <w:szCs w:val="21"/>
-        </w:rPr>
-        <w:t xml:space="preserve">Что было труднее всего: ______________________________________________</w:t>
-      </w:r>
-    </w:p>
-    <w:p>
-      <w:pPr>
-        <w:spacing w:after="120" w:line="276"/>
-      </w:pPr>
-      <w:r>
-        <w:rPr>
-          <w:rFonts w:ascii="Arial" w:cs="Arial" w:eastAsia="Arial" w:hAnsi="Arial"/>
-          <w:sz w:val="21"/>
-          <w:szCs w:val="21"/>
-        </w:rPr>
-        <w:t xml:space="preserve">Что получилось лучше, чем я думал: ______________________________________________</w:t>
+        <w:t>СТРАНИЦА 56. ВООДУШЕВЛЕНИЕ — ПРАЗДНИК УСПЕХОВ</w:t>
+      </w:r>
+    </w:p>
+    <w:p>
+      <w:pPr>
+        <w:spacing w:after="120" w:line="276"/>
+      </w:pPr>
+      <w:r>
+        <w:rPr>
+          <w:rFonts w:ascii="Arial" w:cs="Arial" w:eastAsia="Arial" w:hAnsi="Arial"/>
+          <w:sz w:val="21"/>
+          <w:szCs w:val="21"/>
+        </w:rPr>
+        <w:t>Привет! Наше дело сделано. Это восьмая, последняя остановка плавания — самая радостная. Сегодня мы не планируем и не учимся. Сегодня мы вспоминаем, что сделали, и радуемся — за тех, кому помогли, за товарищей и за себя.</w:t>
+      </w:r>
+    </w:p>
+    <w:p>
+      <w:pPr>
+        <w:spacing w:after="120" w:line="276"/>
+      </w:pPr>
+      <w:r>
+        <w:rPr>
+          <w:rFonts w:ascii="Arial" w:cs="Arial" w:eastAsia="Arial" w:hAnsi="Arial"/>
+          <w:sz w:val="21"/>
+          <w:szCs w:val="21"/>
+        </w:rPr>
+        <w:t xml:space="preserve">Дата праздника: ______________</w:t>
       </w:r>
     </w:p>
     <w:p>
@@ -9740,59 +9603,106 @@
           <w:sz w:val="28"/>
           <w:szCs w:val="28"/>
         </w:rPr>
-        <w:t xml:space="preserve">СТРАНИЦА 57. ЛУЧИК В ЛАДОШКАХ</w:t>
-      </w:r>
-    </w:p>
-    <w:p>
-      <w:pPr>
-        <w:spacing w:after="120" w:line="276"/>
-      </w:pPr>
-      <w:r>
-        <w:rPr>
-          <w:rFonts w:ascii="Arial" w:cs="Arial" w:eastAsia="Arial" w:hAnsi="Arial"/>
-          <w:sz w:val="21"/>
-          <w:szCs w:val="21"/>
-        </w:rPr>
-        <w:t xml:space="preserve">Закрой глаза ладошками и представь тёплый солнечный лучик — это радость, которую мы подарили другим. Учитель подойдёт, положит руку на плечо — и ты скажешь одно слово о том, что чувствуешь.</w:t>
-      </w:r>
-    </w:p>
-    <w:p>
-      <w:pPr>
-        <w:spacing w:after="120" w:line="276"/>
-      </w:pPr>
-      <w:r>
-        <w:rPr>
-          <w:rFonts w:ascii="Arial" w:cs="Arial" w:eastAsia="Arial" w:hAnsi="Arial"/>
-          <w:sz w:val="21"/>
-          <w:szCs w:val="21"/>
-        </w:rPr>
-        <w:t xml:space="preserve">Моё слово: ______________________________</w:t>
-      </w:r>
-    </w:p>
-    <w:p>
-      <w:pPr>
-        <w:spacing w:after="120" w:line="276"/>
-      </w:pPr>
-      <w:r>
-        <w:rPr>
-          <w:rFonts w:ascii="Arial" w:cs="Arial" w:eastAsia="Arial" w:hAnsi="Arial"/>
-          <w:sz w:val="21"/>
-          <w:szCs w:val="21"/>
-        </w:rPr>
-        <w:t xml:space="preserve">Кто получил нашу радость: ______________________________</w:t>
-      </w:r>
-    </w:p>
-    <w:p>
-      <w:pPr>
-        <w:spacing w:after="120" w:line="276"/>
-      </w:pPr>
-      <w:r>
-        <w:rPr>
-          <w:rFonts w:ascii="Arial" w:cs="Arial" w:eastAsia="Arial" w:hAnsi="Arial"/>
-          <w:sz w:val="21"/>
-          <w:szCs w:val="21"/>
-        </w:rPr>
-        <w:t xml:space="preserve">Как они это показали (улыбка, слова, что-то ещё): ______________________________________________</w:t>
+        <w:t>СТРАНИЦА 57. ВСПОМИНАЕМ НАШЕ ДЕЛО</w:t>
+      </w:r>
+    </w:p>
+    <w:p>
+      <w:pPr>
+        <w:spacing w:after="120" w:line="276"/>
+      </w:pPr>
+      <w:r>
+        <w:rPr>
+          <w:rFonts w:ascii="Arial" w:cs="Arial" w:eastAsia="Arial" w:hAnsi="Arial"/>
+          <w:sz w:val="21"/>
+          <w:szCs w:val="21"/>
+        </w:rPr>
+        <w:t>Посмотри на заполненную страницу 55. Теперь не переписывай факты, а вспомни результат.</w:t>
+      </w:r>
+    </w:p>
+    <w:p>
+      <w:pPr>
+        <w:spacing w:after="120" w:line="276"/>
+      </w:pPr>
+      <w:r>
+        <w:rPr>
+          <w:rFonts w:ascii="Arial" w:cs="Arial" w:eastAsia="Arial" w:hAnsi="Arial"/>
+          <w:sz w:val="21"/>
+          <w:szCs w:val="21"/>
+        </w:rPr>
+        <w:t>Что в нашем деле меня особенно радует: ______________________________________________</w:t>
+      </w:r>
+    </w:p>
+    <w:p>
+      <w:pPr>
+        <w:spacing w:after="120" w:line="276"/>
+      </w:pPr>
+      <w:r>
+        <w:rPr>
+          <w:rFonts w:ascii="Arial" w:cs="Arial" w:eastAsia="Arial" w:hAnsi="Arial"/>
+          <w:sz w:val="21"/>
+          <w:szCs w:val="21"/>
+        </w:rPr>
+        <w:t>Какой момент я хочу запомнить: ______________________________________________</w:t>
+      </w:r>
+    </w:p>
+    <w:p>
+      <w:pPr>
+        <w:spacing w:after="120" w:line="276"/>
+      </w:pPr>
+      <w:r>
+        <w:rPr>
+          <w:rFonts w:ascii="Arial" w:cs="Arial" w:eastAsia="Arial" w:hAnsi="Arial"/>
+          <w:sz w:val="21"/>
+          <w:szCs w:val="21"/>
+        </w:rPr>
+      </w:r>
+    </w:p>
+    <w:p>
+      <w:pPr>
+        <w:spacing w:after="120" w:line="276"/>
+      </w:pPr>
+      <w:r>
+        <w:rPr>
+          <w:rFonts w:ascii="Arial" w:cs="Arial" w:eastAsia="Arial" w:hAnsi="Arial"/>
+          <w:sz w:val="21"/>
+          <w:szCs w:val="21"/>
+        </w:rPr>
+      </w:r>
+    </w:p>
+    <w:p>
+      <w:pPr>
+        <w:spacing w:after="120" w:line="276"/>
+      </w:pPr>
+      <w:r>
+        <w:rPr>
+          <w:rFonts w:ascii="Arial" w:cs="Arial" w:eastAsia="Arial" w:hAnsi="Arial"/>
+          <w:sz w:val="21"/>
+          <w:szCs w:val="21"/>
+        </w:rPr>
+      </w:r>
+    </w:p>
+    <w:p>
+      <w:pPr>
+        <w:spacing w:after="120" w:line="276"/>
+      </w:pPr>
+      <w:r>
+        <w:rPr>
+          <w:rFonts w:ascii="Arial" w:cs="Arial" w:eastAsia="Arial" w:hAnsi="Arial"/>
+          <w:sz w:val="21"/>
+          <w:szCs w:val="21"/>
+        </w:rPr>
+      </w:r>
+    </w:p>
+    <w:p>
+      <w:pPr>
+        <w:spacing w:after="120" w:line="276"/>
+      </w:pPr>
+      <w:r>
+        <w:rPr>
+          <w:rFonts w:ascii="Arial" w:cs="Arial" w:eastAsia="Arial" w:hAnsi="Arial"/>
+          <w:sz w:val="21"/>
+          <w:szCs w:val="21"/>
+        </w:rPr>
       </w:r>
     </w:p>
     <w:p>
@@ -9809,7 +9719,76 @@
           <w:sz w:val="28"/>
           <w:szCs w:val="28"/>
         </w:rPr>
-        <w:t xml:space="preserve">СТРАНИЦА 58. ЗАДАНИЕ 9. ЦВЕТОК ЧУВСТВ</w:t>
+        <w:t>СТРАНИЦА 58. ЛУЧИК В ЛАДОШКАХ</w:t>
+      </w:r>
+    </w:p>
+    <w:p>
+      <w:pPr>
+        <w:spacing w:after="120" w:line="276"/>
+      </w:pPr>
+      <w:r>
+        <w:rPr>
+          <w:rFonts w:ascii="Arial" w:cs="Arial" w:eastAsia="Arial" w:hAnsi="Arial"/>
+          <w:sz w:val="21"/>
+          <w:szCs w:val="21"/>
+        </w:rPr>
+        <w:t xml:space="preserve">Закрой глаза ладошками и представь тёплый солнечный лучик — это радость, которую мы подарили другим. Учитель подойдёт, положит руку на плечо — и ты скажешь одно слово о том, что чувствуешь.</w:t>
+      </w:r>
+    </w:p>
+    <w:p>
+      <w:pPr>
+        <w:spacing w:after="120" w:line="276"/>
+      </w:pPr>
+      <w:r>
+        <w:rPr>
+          <w:rFonts w:ascii="Arial" w:cs="Arial" w:eastAsia="Arial" w:hAnsi="Arial"/>
+          <w:sz w:val="21"/>
+          <w:szCs w:val="21"/>
+        </w:rPr>
+        <w:t xml:space="preserve">Моё слово: ______________________________</w:t>
+      </w:r>
+    </w:p>
+    <w:p>
+      <w:pPr>
+        <w:spacing w:after="120" w:line="276"/>
+      </w:pPr>
+      <w:r>
+        <w:rPr>
+          <w:rFonts w:ascii="Arial" w:cs="Arial" w:eastAsia="Arial" w:hAnsi="Arial"/>
+          <w:sz w:val="21"/>
+          <w:szCs w:val="21"/>
+        </w:rPr>
+        <w:t xml:space="preserve">Кто получил нашу радость: ______________________________</w:t>
+      </w:r>
+    </w:p>
+    <w:p>
+      <w:pPr>
+        <w:spacing w:after="120" w:line="276"/>
+      </w:pPr>
+      <w:r>
+        <w:rPr>
+          <w:rFonts w:ascii="Arial" w:cs="Arial" w:eastAsia="Arial" w:hAnsi="Arial"/>
+          <w:sz w:val="21"/>
+          <w:szCs w:val="21"/>
+        </w:rPr>
+        <w:t xml:space="preserve">Как они это показали (улыбка, слова, что-то ещё): ______________________________________________</w:t>
+      </w:r>
+    </w:p>
+    <w:p>
+      <w:pPr>
+        <w:pStyle w:val="Heading1"/>
+        <w:pageBreakBefore/>
+        <w:spacing w:after="160" w:before="420"/>
+      </w:pPr>
+      <w:r>
+        <w:rPr>
+          <w:rFonts w:ascii="Arial" w:cs="Arial" w:eastAsia="Arial" w:hAnsi="Arial"/>
+          <w:b/>
+          <w:bCs/>
+          <w:sz w:val="28"/>
+          <w:szCs w:val="28"/>
+        </w:rPr>
+        <w:t>СТРАНИЦА 59. ЗАДАНИЕ 9. ЦВЕТОК ЧУВСТВ</w:t>
       </w:r>
     </w:p>
     <w:p>
@@ -10275,7 +10254,7 @@
           <w:sz w:val="28"/>
           <w:szCs w:val="28"/>
         </w:rPr>
-        <w:t xml:space="preserve">СТРАНИЦА 59. САД</w:t>
+        <w:t>СТРАНИЦА 60. САД</w:t>
       </w:r>
     </w:p>
     <w:p>
@@ -10357,7 +10336,7 @@
           <w:sz w:val="28"/>
           <w:szCs w:val="28"/>
         </w:rPr>
-        <w:t xml:space="preserve">СТРАНИЦА 60. АЛЛЕЯ РЕКОРДОВ РАДОСТИ ЗА ДРУГОГО</w:t>
+        <w:t>СТРАНИЦА 61. АЛЛЕЯ РЕКОРДОВ РАДОСТИ ЗА ДРУГОГО</w:t>
       </w:r>
     </w:p>
     <w:p>
@@ -11287,7 +11266,7 @@
           <w:sz w:val="28"/>
           <w:szCs w:val="28"/>
         </w:rPr>
-        <w:t xml:space="preserve">СТРАНИЦА 61. МОЙ РЕКОРД — ЧЕТЫРЕ ЛИНЗЫ</w:t>
+        <w:t>СТРАНИЦА 62. МОЙ РЕКОРД — ЧЕТЫРЕ ЛИНЗЫ</w:t>
       </w:r>
     </w:p>
     <w:p>
@@ -11367,7 +11346,7 @@
           <w:sz w:val="21"/>
           <w:szCs w:val="21"/>
         </w:rPr>
-        <w:t xml:space="preserve">СОЗНАНИЕ — какой парус поднят? ______________________________</w:t>
+        <w:t>ОСОЗНАНИЕ — какой парус поднят? ______________________________</w:t>
       </w:r>
     </w:p>
     <w:p>
@@ -11402,7 +11381,7 @@
           <w:sz w:val="28"/>
           <w:szCs w:val="28"/>
         </w:rPr>
-        <w:t xml:space="preserve">СТРАНИЦА 62. РЕФЛЕКСИЯ</w:t>
+        <w:t>СТРАНИЦА 63. РЕФЛЕКСИЯ</w:t>
       </w:r>
     </w:p>
     <w:p>
@@ -11510,7 +11489,7 @@
           <w:sz w:val="28"/>
           <w:szCs w:val="28"/>
         </w:rPr>
-        <w:t xml:space="preserve">СТРАНИЦА 63. ГДЕ Я? ТОЧКА Б</w:t>
+        <w:t>СТРАНИЦА 64. ГДЕ Я? ТОЧКА Б</w:t>
       </w:r>
     </w:p>
     <w:p>
@@ -11566,7 +11545,7 @@
           <w:sz w:val="28"/>
           <w:szCs w:val="28"/>
         </w:rPr>
-        <w:t xml:space="preserve">СТРАНИЦА 64. СЕМЕНА РАДОСТИ</w:t>
+        <w:t>СТРАНИЦА 65. СЕМЕНА РАДОСТИ</w:t>
       </w:r>
     </w:p>
     <w:p>
@@ -11661,7 +11640,7 @@
           <w:sz w:val="28"/>
           <w:szCs w:val="28"/>
         </w:rPr>
-        <w:t xml:space="preserve">СТРАНИЦА 65. МОЙ ФОНАРИК</w:t>
+        <w:t>СТРАНИЦА 66. МОЙ ФОНАРИК</w:t>
       </w:r>
     </w:p>
     <w:p>
@@ -11730,7 +11709,7 @@
           <w:sz w:val="28"/>
           <w:szCs w:val="28"/>
         </w:rPr>
-        <w:t xml:space="preserve">СТРАНИЦА 66. ДОМАШНЕЕ ЗАДАНИЕ «СЕМЕЙНЫЙ РЕКОРД»</w:t>
+        <w:t>СТРАНИЦА 67. ДОМАШНЕЕ ЗАДАНИЕ «СЕМЕЙНЫЙ РЕКОРД»</w:t>
       </w:r>
     </w:p>
     <w:p>
@@ -11799,7 +11778,7 @@
           <w:sz w:val="28"/>
           <w:szCs w:val="28"/>
         </w:rPr>
-        <w:t xml:space="preserve">СТРАНИЦА 67. МОЙ КОРАБЛЬ — ИТОГ ПЛАВАНИЯ</w:t>
+        <w:t>СТРАНИЦА 68. МОЙ КОРАБЛЬ — ИТОГ ПЛАВАНИЯ</w:t>
       </w:r>
     </w:p>
     <w:p>
@@ -11868,7 +11847,7 @@
           <w:sz w:val="28"/>
           <w:szCs w:val="28"/>
         </w:rPr>
-        <w:t xml:space="preserve">СТРАНИЦА 68. СЕРТИФИКАТ ЮНГИ КОРАБЛЯ «ДРУЖБА»</w:t>
+        <w:t>СТРАНИЦА 69. СЕРТИФИКАТ ЮНГИ КОРАБЛЯ «ДРУЖБА»</w:t>
       </w:r>
     </w:p>
     <w:p>
@@ -11894,7 +11873,7 @@
           <w:sz w:val="21"/>
           <w:szCs w:val="21"/>
         </w:rPr>
-        <w:t xml:space="preserve">прошёл (прошла) все семь этапов киноурока «Радость за другого», поднял (подняла) три паруса — доброжелательность, чуткость, великодушие, — участвовал (участвовала) в общем деле класса и в Празднике успехов.</w:t>
+        <w:t>прошёл (прошла) все восемь этапов киноурока «Радость за другого», поднял (подняла) три паруса — доброжелательность, чуткость, великодушие, — участвовал (участвовала) в общем деле класса и в Празднике успехов.</w:t>
       </w:r>
     </w:p>
     <w:p>
@@ -11937,7 +11916,7 @@
           <w:sz w:val="28"/>
           <w:szCs w:val="28"/>
         </w:rPr>
-        <w:t xml:space="preserve">СТРАНИЦА 69. СЛОВАРИК ЮНГИ</w:t>
+        <w:t>СТРАНИЦА 70. СЛОВАРИК ЮНГИ</w:t>
       </w:r>
     </w:p>
     <w:tbl>
@@ -13036,7 +13015,7 @@
                 <w:sz w:val="19"/>
                 <w:szCs w:val="19"/>
               </w:rPr>
-              <w:t xml:space="preserve">Дело класса, которое порадует других; его мы делаем между шестым и седьмым этапами</w:t>
+              <w:t>Дело класса, которое порадует других; его мы выполняем на седьмом этапе «Социальная практика»</w:t>
             </w:r>
           </w:p>
         </w:tc>
@@ -13207,7 +13186,7 @@
                 <w:sz w:val="19"/>
                 <w:szCs w:val="19"/>
               </w:rPr>
-              <w:t xml:space="preserve">Седьмой этап: вспоминаем сделанное дело и радуемся за других и за себя</w:t>
+              <w:t>Восьмой этап: вспоминаем сделанное дело и радуемся за других и за себя</w:t>
             </w:r>
           </w:p>
         </w:tc>
@@ -13562,6 +13541,11 @@
     </w:p>
     <w:sectPr>
       <w:footerReference w:type="default" r:id="rId7"/>
+      <w:headerReference w:type="default" r:id="rId9"/>
+      <w:headerReference w:type="first" r:id="rId10"/>
+      <w:footerReference w:type="first" r:id="rId11"/>
+      <w:headerReference w:type="even" r:id="rId12"/>
+      <w:footerReference w:type="even" r:id="rId13"/>
       <w:pgSz w:w="11906" w:h="16838" w:orient="portrait"/>
       <w:pgMar w:top="1134" w:right="1134" w:bottom="1134" w:left="1134" w:header="708" w:footer="708" w:gutter="0"/>
       <w:pgNumType/>
@@ -13643,6 +13627,26 @@
 </w:ftr>
 </file>
 
+<file path=word/footer2.xml><?xml version="1.0" encoding="utf-8"?>
+<w:ftr xmlns:m="http://schemas.openxmlformats.org/officeDocument/2006/math" xmlns:mc="http://schemas.openxmlformats.org/markup-compatibility/2006" xmlns:mo="http://schemas.microsoft.com/office/mac/office/2008/main" xmlns:mv="urn:schemas-microsoft-com:mac:vml" xmlns:o="urn:schemas-microsoft-com:office:office" xmlns:r="http://schemas.openxmlformats.org/officeDocument/2006/relationships" xmlns:v="urn:schemas-microsoft-com:vml" xmlns:w10="urn:schemas-microsoft-com:office:word" xmlns:w14="http://schemas.microsoft.com/office/word/2010/wordml" xmlns:w="http://schemas.openxmlformats.org/wordprocessingml/2006/main" xmlns:wne="http://schemas.microsoft.com/office/word/2006/wordml" xmlns:wp14="http://schemas.microsoft.com/office/word/2010/wordprocessingDrawing" xmlns:wp="http://schemas.openxmlformats.org/drawingml/2006/wordprocessingDrawing" xmlns:wpc="http://schemas.microsoft.com/office/word/2010/wordprocessingCanvas" xmlns:wpg="http://schemas.microsoft.com/office/word/2010/wordprocessingGroup" xmlns:wpi="http://schemas.microsoft.com/office/word/2010/wordprocessingInk" xmlns:wps="http://schemas.microsoft.com/office/word/2010/wordprocessingShape" mc:Ignorable="w14 wp14">
+  <w:p>
+    <w:pPr>
+      <w:pStyle w:val="Footer"/>
+    </w:pPr>
+  </w:p>
+</w:ftr>
+</file>
+
+<file path=word/footer3.xml><?xml version="1.0" encoding="utf-8"?>
+<w:ftr xmlns:m="http://schemas.openxmlformats.org/officeDocument/2006/math" xmlns:mc="http://schemas.openxmlformats.org/markup-compatibility/2006" xmlns:mo="http://schemas.microsoft.com/office/mac/office/2008/main" xmlns:mv="urn:schemas-microsoft-com:mac:vml" xmlns:o="urn:schemas-microsoft-com:office:office" xmlns:r="http://schemas.openxmlformats.org/officeDocument/2006/relationships" xmlns:v="urn:schemas-microsoft-com:vml" xmlns:w10="urn:schemas-microsoft-com:office:word" xmlns:w14="http://schemas.microsoft.com/office/word/2010/wordml" xmlns:w="http://schemas.openxmlformats.org/wordprocessingml/2006/main" xmlns:wne="http://schemas.microsoft.com/office/word/2006/wordml" xmlns:wp14="http://schemas.microsoft.com/office/word/2010/wordprocessingDrawing" xmlns:wp="http://schemas.openxmlformats.org/drawingml/2006/wordprocessingDrawing" xmlns:wpc="http://schemas.microsoft.com/office/word/2010/wordprocessingCanvas" xmlns:wpg="http://schemas.microsoft.com/office/word/2010/wordprocessingGroup" xmlns:wpi="http://schemas.microsoft.com/office/word/2010/wordprocessingInk" xmlns:wps="http://schemas.microsoft.com/office/word/2010/wordprocessingShape" mc:Ignorable="w14 wp14">
+  <w:p>
+    <w:pPr>
+      <w:pStyle w:val="Footer"/>
+    </w:pPr>
+  </w:p>
+</w:ftr>
+</file>
+
 <file path=word/footnotes.xml><?xml version="1.0" encoding="utf-8"?>
 <w:footnotes xmlns:wpc="http://schemas.microsoft.com/office/word/2010/wordprocessingCanvas" xmlns:mc="http://schemas.openxmlformats.org/markup-compatibility/2006" xmlns:o="urn:schemas-microsoft-com:office:office" xmlns:r="http://schemas.openxmlformats.org/officeDocument/2006/relationships" xmlns:m="http://schemas.openxmlformats.org/officeDocument/2006/math" xmlns:v="urn:schemas-microsoft-com:vml" xmlns:wp14="http://schemas.microsoft.com/office/word/2010/wordprocessingDrawing" xmlns:wp="http://schemas.openxmlformats.org/drawingml/2006/wordprocessingDrawing" xmlns:w10="urn:schemas-microsoft-com:office:word" xmlns:w="http://schemas.openxmlformats.org/wordprocessingml/2006/main" xmlns:w14="http://schemas.microsoft.com/office/word/2010/wordml" xmlns:w15="http://schemas.microsoft.com/office/word/2012/wordml" xmlns:wpg="http://schemas.microsoft.com/office/word/2010/wordprocessingGroup" xmlns:wpi="http://schemas.microsoft.com/office/word/2010/wordprocessingInk" xmlns:wne="http://schemas.microsoft.com/office/word/2006/wordml" xmlns:wps="http://schemas.microsoft.com/office/word/2010/wordprocessingShape" mc:Ignorable="w14 w15 wp14">
   <w:footnote w:type="separator" w:id="-1">
@@ -13678,6 +13682,36 @@
     </w:p>
   </w:footnote>
 </w:footnotes>
+</file>
+
+<file path=word/header1.xml><?xml version="1.0" encoding="utf-8"?>
+<w:hdr xmlns:m="http://schemas.openxmlformats.org/officeDocument/2006/math" xmlns:mc="http://schemas.openxmlformats.org/markup-compatibility/2006" xmlns:mo="http://schemas.microsoft.com/office/mac/office/2008/main" xmlns:mv="urn:schemas-microsoft-com:mac:vml" xmlns:o="urn:schemas-microsoft-com:office:office" xmlns:r="http://schemas.openxmlformats.org/officeDocument/2006/relationships" xmlns:v="urn:schemas-microsoft-com:vml" xmlns:w10="urn:schemas-microsoft-com:office:word" xmlns:w14="http://schemas.microsoft.com/office/word/2010/wordml" xmlns:w="http://schemas.openxmlformats.org/wordprocessingml/2006/main" xmlns:wne="http://schemas.microsoft.com/office/word/2006/wordml" xmlns:wp14="http://schemas.microsoft.com/office/word/2010/wordprocessingDrawing" xmlns:wp="http://schemas.openxmlformats.org/drawingml/2006/wordprocessingDrawing" xmlns:wpc="http://schemas.microsoft.com/office/word/2010/wordprocessingCanvas" xmlns:wpg="http://schemas.microsoft.com/office/word/2010/wordprocessingGroup" xmlns:wpi="http://schemas.microsoft.com/office/word/2010/wordprocessingInk" xmlns:wps="http://schemas.microsoft.com/office/word/2010/wordprocessingShape" mc:Ignorable="w14 wp14">
+  <w:p>
+    <w:pPr>
+      <w:pStyle w:val="Header"/>
+    </w:pPr>
+  </w:p>
+</w:hdr>
+</file>
+
+<file path=word/header2.xml><?xml version="1.0" encoding="utf-8"?>
+<w:hdr xmlns:m="http://schemas.openxmlformats.org/officeDocument/2006/math" xmlns:mc="http://schemas.openxmlformats.org/markup-compatibility/2006" xmlns:mo="http://schemas.microsoft.com/office/mac/office/2008/main" xmlns:mv="urn:schemas-microsoft-com:mac:vml" xmlns:o="urn:schemas-microsoft-com:office:office" xmlns:r="http://schemas.openxmlformats.org/officeDocument/2006/relationships" xmlns:v="urn:schemas-microsoft-com:vml" xmlns:w10="urn:schemas-microsoft-com:office:word" xmlns:w14="http://schemas.microsoft.com/office/word/2010/wordml" xmlns:w="http://schemas.openxmlformats.org/wordprocessingml/2006/main" xmlns:wne="http://schemas.microsoft.com/office/word/2006/wordml" xmlns:wp14="http://schemas.microsoft.com/office/word/2010/wordprocessingDrawing" xmlns:wp="http://schemas.openxmlformats.org/drawingml/2006/wordprocessingDrawing" xmlns:wpc="http://schemas.microsoft.com/office/word/2010/wordprocessingCanvas" xmlns:wpg="http://schemas.microsoft.com/office/word/2010/wordprocessingGroup" xmlns:wpi="http://schemas.microsoft.com/office/word/2010/wordprocessingInk" xmlns:wps="http://schemas.microsoft.com/office/word/2010/wordprocessingShape" mc:Ignorable="w14 wp14">
+  <w:p>
+    <w:pPr>
+      <w:pStyle w:val="Header"/>
+    </w:pPr>
+  </w:p>
+</w:hdr>
+</file>
+
+<file path=word/header3.xml><?xml version="1.0" encoding="utf-8"?>
+<w:hdr xmlns:m="http://schemas.openxmlformats.org/officeDocument/2006/math" xmlns:mc="http://schemas.openxmlformats.org/markup-compatibility/2006" xmlns:mo="http://schemas.microsoft.com/office/mac/office/2008/main" xmlns:mv="urn:schemas-microsoft-com:mac:vml" xmlns:o="urn:schemas-microsoft-com:office:office" xmlns:r="http://schemas.openxmlformats.org/officeDocument/2006/relationships" xmlns:v="urn:schemas-microsoft-com:vml" xmlns:w10="urn:schemas-microsoft-com:office:word" xmlns:w14="http://schemas.microsoft.com/office/word/2010/wordml" xmlns:w="http://schemas.openxmlformats.org/wordprocessingml/2006/main" xmlns:wne="http://schemas.microsoft.com/office/word/2006/wordml" xmlns:wp14="http://schemas.microsoft.com/office/word/2010/wordprocessingDrawing" xmlns:wp="http://schemas.openxmlformats.org/drawingml/2006/wordprocessingDrawing" xmlns:wpc="http://schemas.microsoft.com/office/word/2010/wordprocessingCanvas" xmlns:wpg="http://schemas.microsoft.com/office/word/2010/wordprocessingGroup" xmlns:wpi="http://schemas.microsoft.com/office/word/2010/wordprocessingInk" xmlns:wps="http://schemas.microsoft.com/office/word/2010/wordprocessingShape" mc:Ignorable="w14 wp14">
+  <w:p>
+    <w:pPr>
+      <w:pStyle w:val="Header"/>
+    </w:pPr>
+  </w:p>
+</w:hdr>
 </file>
 
 <file path=word/numbering.xml><?xml version="1.0" encoding="utf-8"?>
